--- a/testakten/familienrecht-zugewinn-kryptowerte-ferienwohnung-passau/01_mandatsnotiz_erstgespraech.docx
+++ b/testakten/familienrecht-zugewinn-kryptowerte-ferienwohnung-passau/01_mandatsnotiz_erstgespraech.docx
@@ -4,94 +4,221 @@
   <w:body>
     <w:p>
       <w:pPr>
-        <w:pStyle w:val="Heading1"/>
+        <w:spacing w:after="40"/>
       </w:pPr>
       <w:r>
-        <w:t>Mandatsnotiz Erstgespräch</w:t>
+        <w:rPr>
+          <w:rFonts w:ascii="Arial" w:hAnsi="Arial"/>
+          <w:b/>
+          <w:color w:val="17365D"/>
+          <w:sz w:val="17"/>
+        </w:rPr>
+        <w:t>KANZLEIVERMERK</w:t>
       </w:r>
     </w:p>
     <w:p>
       <w:pPr>
-        <w:pStyle w:val="Heading2"/>
+        <w:spacing w:after="40"/>
       </w:pPr>
       <w:r>
-        <w:t>1. Ausgangspunkt</w:t>
-      </w:r>
-    </w:p>
-    <w:p>
-      <w:r>
-        <w:t>Milena behauptet, ihr Erbe sei in Eigenkapital und Renovierung der Ferienwohnung geflossen.</w:t>
-      </w:r>
-    </w:p>
-    <w:p>
-      <w:r>
-        <w:t>Sebastian bestreitet eine Zweckbindung und verweist auf gemeinsame Lebensführung.</w:t>
-      </w:r>
-    </w:p>
-    <w:p>
-      <w:r>
-        <w:t>Eine Wallet-App zeigt Abgänge im Dezember 2025; die Adressen sind nicht eindeutig Sebastian zuordenbar.</w:t>
+        <w:rPr>
+          <w:rFonts w:ascii="Arial" w:hAnsi="Arial"/>
+          <w:b/>
+          <w:sz w:val="25"/>
+        </w:rPr>
+        <w:t>Kanzlei Donau Familienrecht</w:t>
       </w:r>
     </w:p>
     <w:p>
       <w:pPr>
-        <w:pStyle w:val="Heading2"/>
+        <w:spacing w:after="200"/>
       </w:pPr>
       <w:r>
-        <w:t>2. Ziele und Dringlichkeit</w:t>
-      </w:r>
-    </w:p>
-    <w:p>
-      <w:r>
-        <w:t>Milena verlangt vollständige Auskunft, Belegvorlage und Sicherung gegen weitere Verfügungen.</w:t>
-      </w:r>
-    </w:p>
-    <w:p>
-      <w:r>
-        <w:t>Sebastian sieht keine illoyale Vermögensminderung und fordert hälftige Anrechnung der Darlehenslast.</w:t>
-      </w:r>
-    </w:p>
-    <w:p>
-      <w:r>
-        <w:t>Streit besteht über Stichtage, Bewertung Ferienwohnung, Anfangsvermögen, Praxiswert und digitale Vermögenswerte.</w:t>
+        <w:rPr>
+          <w:rFonts w:ascii="Arial" w:hAnsi="Arial"/>
+          <w:color w:val="586069"/>
+          <w:sz w:val="17"/>
+        </w:rPr>
+        <w:t>Nibelungenplatz 4 | 94032 Passau | Telefon 0851 702480</w:t>
       </w:r>
     </w:p>
     <w:p>
       <w:pPr>
-        <w:pStyle w:val="Heading2"/>
+        <w:spacing w:after="160"/>
       </w:pPr>
       <w:r>
-        <w:t>3. Offene Unterlagen</w:t>
+        <w:t>Intern - elektronische Handakte</w:t>
       </w:r>
     </w:p>
     <w:p>
+      <w:pPr>
+        <w:spacing w:after="80"/>
+      </w:pPr>
       <w:r>
-        <w:t>Stichtage Anfangs- und Endvermögen fixieren.</w:t>
+        <w:rPr>
+          <w:rFonts w:ascii="Arial" w:hAnsi="Arial"/>
+          <w:color w:val="586069"/>
+          <w:sz w:val="18"/>
+        </w:rPr>
+        <w:t>Datum: 17.06.2026  |  Zeichen: DF/26-164 MK</w:t>
       </w:r>
     </w:p>
     <w:p>
+      <w:pPr>
+        <w:pStyle w:val="Title"/>
+      </w:pPr>
       <w:r>
-        <w:t>Depot- und Wallet-Belege im Originalformat nachfordern.</w:t>
+        <w:t>Mandatsnotiz Krammer - Zugewinn und Vermögensauskunft</w:t>
       </w:r>
     </w:p>
     <w:p>
+      <w:pPr>
+        <w:jc w:val="both"/>
+      </w:pPr>
       <w:r>
-        <w:t>Ferienwohnung mit Darlehen, Renovierung und Nutzungsvorteil erfassen.</w:t>
+        <w:t>Dr. Milena Krammer erschien mit Notarvertrag, Erbschein ihrer Mutter, Kontoauszügen und Screenshots einer Wallet-Anwendung. Der Scheidungsantrag wurde nach Mitteilung des Gerichts am 12. Februar 2026 zugestellt. Dieser Zustellungsbeleg ist für den Endvermögensstichtag gesondert zu sichern.</w:t>
       </w:r>
     </w:p>
     <w:p>
+      <w:pPr>
+        <w:pStyle w:val="Heading1"/>
+      </w:pPr>
       <w:r>
-        <w:t>Vergleichsangebot erst nach Plausibilisierung der Wallet-Bewegungen.</w:t>
+        <w:t>1. Vermögenskomplexe</w:t>
+      </w:r>
+    </w:p>
+    <w:p>
+      <w:pPr>
+        <w:jc w:val="both"/>
+      </w:pPr>
+      <w:r>
+        <w:t>Die Eheleute heirateten am 12. September 2012. Milena erbte am 1. Juni 2018 95.000 Euro. 2022 erwarben beide zu je ein Halb eine Ferienwohnung in Bodenmais für 420.000 Euro; 116.000 Euro Eigenmittel und ein Darlehen über 310.000 Euro finanzierten Kauf und Nebenkosten. 2023 folgte eine Renovierung über 58.400 Euro.</w:t>
+      </w:r>
+    </w:p>
+    <w:p>
+      <w:pPr>
+        <w:jc w:val="both"/>
+      </w:pPr>
+      <w:r>
+        <w:t>Milena betreibt eine Zahnarztpraxis. Sebastian arbeitet als selbstständiger IT-Berater und hielt digitale Vermögenswerte. Im Dezember 2025 wurden mehrere Einheiten an unbekannte Adressen übertragen. Ein gemeinsames Depot wurde im Februar 2026 teilweise liquidiert und zur Darlehenstilgung eingesetzt.</w:t>
+      </w:r>
+    </w:p>
+    <w:p>
+      <w:pPr>
+        <w:pStyle w:val="Heading1"/>
+      </w:pPr>
+      <w:r>
+        <w:t>2. Streit</w:t>
+      </w:r>
+    </w:p>
+    <w:p>
+      <w:pPr>
+        <w:jc w:val="both"/>
+      </w:pPr>
+      <w:r>
+        <w:t>Milena behauptet, ihr Erbe sei nachvollziehbar in Eigenkapital und Renovierung geflossen. Sebastian bestreitet eine Zweckbindung und verweist auf gemeinsamen Konsum. Er hält die Wallet-Überträge für Umschichtungen zwischen eigenen Adressen und nicht für illoyale Vermögensminderungen. Praxiswert, Ferienwohnung, Darlehensstand und Haushaltsgegenstände sind ebenfalls streitig.</w:t>
+      </w:r>
+    </w:p>
+    <w:p>
+      <w:pPr>
+        <w:pStyle w:val="Heading1"/>
+      </w:pPr>
+      <w:r>
+        <w:t>3. Ziel und Sicherung</w:t>
+      </w:r>
+    </w:p>
+    <w:p>
+      <w:pPr>
+        <w:jc w:val="both"/>
+      </w:pPr>
+      <w:r>
+        <w:t>Zunächst werden Anfangs- und Endvermögen beider Seiten vollständig und stichtagsbezogen verlangt. Wallet-Exports sollen im Originalformat mit Transaktionshash, Börsenkonto, Gegenadresse und Kursquelle vorgelegt werden. Eine Sicherungsmaßnahme wird nur bei konkret belegter weiterer Verfügung und nach Verhältnismäßigkeitsprüfung vorbereitet.</w:t>
+      </w:r>
+    </w:p>
+    <w:p>
+      <w:pPr>
+        <w:pStyle w:val="Heading1"/>
+      </w:pPr>
+      <w:r>
+        <w:t>4. Bewertungslogik</w:t>
+      </w:r>
+    </w:p>
+    <w:p>
+      <w:pPr>
+        <w:jc w:val="both"/>
+      </w:pPr>
+      <w:r>
+        <w:t>Privilegierter Erwerb, Surrogation, Indexierung, illoyale Vermögensminderung und normale Lebensführung werden nicht vermischt. Für die offene Forderungsliste der Praxis wird BGH XII ZB 508/23 berücksichtigt: Die Liste gehört zur Auskunft, ohne dass jede Position bereits bewiesen sein muss. Immobilien- und Praxiswerte werden durch getrennte Sachverständige erhoben.</w:t>
+      </w:r>
+    </w:p>
+    <w:p>
+      <w:pPr>
+        <w:jc w:val="both"/>
+      </w:pPr>
+      <w:r>
+        <w:t>Bearbeiter: Rechtsanwalt Florian Auer</w:t>
       </w:r>
     </w:p>
     <w:sectPr>
-      <w:pgSz w:w="12240" w:h="15840"/>
-      <w:pgMar w:top="1440" w:right="1800" w:bottom="1440" w:left="1800" w:header="720" w:footer="720" w:gutter="0"/>
+      <w:headerReference w:type="default" r:id="rId9"/>
+      <w:footerReference w:type="default" r:id="rId10"/>
+      <w:pgSz w:w="11906" w:h="16838"/>
+      <w:pgMar w:top="1020" w:right="1134" w:bottom="1020" w:left="1417" w:header="454" w:footer="454" w:gutter="0"/>
       <w:cols w:space="720"/>
       <w:docGrid w:linePitch="360"/>
     </w:sectPr>
   </w:body>
 </w:document>
+</file>
+
+<file path=word/footer1.xml><?xml version="1.0" encoding="utf-8"?>
+<w:ftr xmlns:m="http://schemas.openxmlformats.org/officeDocument/2006/math" xmlns:mc="http://schemas.openxmlformats.org/markup-compatibility/2006" xmlns:mo="http://schemas.microsoft.com/office/mac/office/2008/main" xmlns:mv="urn:schemas-microsoft-com:mac:vml" xmlns:o="urn:schemas-microsoft-com:office:office" xmlns:r="http://schemas.openxmlformats.org/officeDocument/2006/relationships" xmlns:v="urn:schemas-microsoft-com:vml" xmlns:w10="urn:schemas-microsoft-com:office:word" xmlns:w14="http://schemas.microsoft.com/office/word/2010/wordml" xmlns:w="http://schemas.openxmlformats.org/wordprocessingml/2006/main" xmlns:wne="http://schemas.microsoft.com/office/word/2006/wordml" xmlns:wp14="http://schemas.microsoft.com/office/word/2010/wordprocessingDrawing" xmlns:wp="http://schemas.openxmlformats.org/drawingml/2006/wordprocessingDrawing" xmlns:wpc="http://schemas.microsoft.com/office/word/2010/wordprocessingCanvas" xmlns:wpg="http://schemas.microsoft.com/office/word/2010/wordprocessingGroup" xmlns:wpi="http://schemas.microsoft.com/office/word/2010/wordprocessingInk" xmlns:wps="http://schemas.microsoft.com/office/word/2010/wordprocessingShape" mc:Ignorable="w14 wp14">
+  <w:p>
+    <w:pPr>
+      <w:pStyle w:val="Footer"/>
+      <w:spacing w:before="0"/>
+      <w:jc w:val="right"/>
+    </w:pPr>
+    <w:r>
+      <w:rPr>
+        <w:rFonts w:ascii="Arial" w:hAnsi="Arial"/>
+        <w:color w:val="586069"/>
+        <w:sz w:val="16"/>
+      </w:rPr>
+      <w:t xml:space="preserve">Seite </w:t>
+    </w:r>
+    <w:r>
+      <w:rPr>
+        <w:rFonts w:ascii="Arial" w:hAnsi="Arial"/>
+        <w:color w:val="586069"/>
+        <w:sz w:val="16"/>
+      </w:rPr>
+      <w:fldChar w:fldCharType="begin"/>
+      <w:instrText xml:space="preserve"> PAGE </w:instrText>
+      <w:fldChar w:fldCharType="end"/>
+    </w:r>
+  </w:p>
+</w:ftr>
+</file>
+
+<file path=word/header1.xml><?xml version="1.0" encoding="utf-8"?>
+<w:hdr xmlns:m="http://schemas.openxmlformats.org/officeDocument/2006/math" xmlns:mc="http://schemas.openxmlformats.org/markup-compatibility/2006" xmlns:mo="http://schemas.microsoft.com/office/mac/office/2008/main" xmlns:mv="urn:schemas-microsoft-com:mac:vml" xmlns:o="urn:schemas-microsoft-com:office:office" xmlns:r="http://schemas.openxmlformats.org/officeDocument/2006/relationships" xmlns:v="urn:schemas-microsoft-com:vml" xmlns:w10="urn:schemas-microsoft-com:office:word" xmlns:w14="http://schemas.microsoft.com/office/word/2010/wordml" xmlns:w="http://schemas.openxmlformats.org/wordprocessingml/2006/main" xmlns:wne="http://schemas.microsoft.com/office/word/2006/wordml" xmlns:wp14="http://schemas.microsoft.com/office/word/2010/wordprocessingDrawing" xmlns:wp="http://schemas.openxmlformats.org/drawingml/2006/wordprocessingDrawing" xmlns:wpc="http://schemas.microsoft.com/office/word/2010/wordprocessingCanvas" xmlns:wpg="http://schemas.microsoft.com/office/word/2010/wordprocessingGroup" xmlns:wpi="http://schemas.microsoft.com/office/word/2010/wordprocessingInk" xmlns:wps="http://schemas.microsoft.com/office/word/2010/wordprocessingShape" mc:Ignorable="w14 wp14">
+  <w:p>
+    <w:pPr>
+      <w:pStyle w:val="Header"/>
+      <w:spacing w:after="0"/>
+      <w:jc w:val="right"/>
+    </w:pPr>
+    <w:r>
+      <w:rPr>
+        <w:rFonts w:ascii="Arial" w:hAnsi="Arial"/>
+        <w:color w:val="586069"/>
+        <w:sz w:val="16"/>
+      </w:rPr>
+      <w:t>Kanzlei Donau Familienrecht  |  DF/26-164 MK</w:t>
+    </w:r>
+  </w:p>
+</w:hdr>
 </file>
 
 <file path=word/numbering.xml><?xml version="1.0" encoding="utf-8"?>
@@ -457,9 +584,13 @@
     <w:name w:val="Normal"/>
     <w:qFormat/>
     <w:rsid w:val="00FC693F"/>
+    <w:pPr>
+      <w:widowControl/>
+      <w:spacing w:before="0" w:after="120" w:line="276" w:lineRule="auto"/>
+    </w:pPr>
     <w:rPr>
-      <w:rFonts w:ascii="Times New Roman" w:hAnsi="Times New Roman"/>
-      <w:sz w:val="22"/>
+      <w:rFonts w:ascii="Arial" w:hAnsi="Arial"/>
+      <w:sz w:val="21"/>
     </w:rPr>
   </w:style>
   <w:style w:type="paragraph" w:styleId="Header">
@@ -517,15 +648,15 @@
     <w:pPr>
       <w:keepNext/>
       <w:keepLines/>
-      <w:spacing w:before="480" w:after="0"/>
+      <w:spacing w:before="240" w:after="120"/>
       <w:outlineLvl w:val="0"/>
     </w:pPr>
     <w:rPr>
-      <w:rFonts w:asciiTheme="majorHAnsi" w:eastAsiaTheme="majorEastAsia" w:hAnsiTheme="majorHAnsi" w:cstheme="majorBidi" w:ascii="Times New Roman" w:hAnsi="Times New Roman"/>
+      <w:rFonts w:asciiTheme="majorHAnsi" w:eastAsiaTheme="majorEastAsia" w:hAnsiTheme="majorHAnsi" w:cstheme="majorBidi" w:ascii="Arial" w:hAnsi="Arial"/>
       <w:b/>
       <w:bCs/>
-      <w:color w:val="365F91" w:themeColor="accent1" w:themeShade="BF"/>
-      <w:sz w:val="26"/>
+      <w:color w:val="17365D"/>
+      <w:sz w:val="25"/>
       <w:szCs w:val="28"/>
     </w:rPr>
   </w:style>
@@ -541,15 +672,15 @@
     <w:pPr>
       <w:keepNext/>
       <w:keepLines/>
-      <w:spacing w:before="200" w:after="0"/>
+      <w:spacing w:before="200" w:after="100"/>
       <w:outlineLvl w:val="1"/>
     </w:pPr>
     <w:rPr>
-      <w:rFonts w:asciiTheme="majorHAnsi" w:eastAsiaTheme="majorEastAsia" w:hAnsiTheme="majorHAnsi" w:cstheme="majorBidi" w:ascii="Times New Roman" w:hAnsi="Times New Roman"/>
+      <w:rFonts w:asciiTheme="majorHAnsi" w:eastAsiaTheme="majorEastAsia" w:hAnsiTheme="majorHAnsi" w:cstheme="majorBidi" w:ascii="Arial" w:hAnsi="Arial"/>
       <w:b/>
       <w:bCs/>
-      <w:color w:val="4F81BD" w:themeColor="accent1"/>
-      <w:sz w:val="24"/>
+      <w:color w:val="17365D"/>
+      <w:sz w:val="23"/>
       <w:szCs w:val="26"/>
     </w:rPr>
   </w:style>
@@ -565,15 +696,15 @@
     <w:pPr>
       <w:keepNext/>
       <w:keepLines/>
-      <w:spacing w:before="200" w:after="0"/>
+      <w:spacing w:before="160" w:after="80"/>
       <w:outlineLvl w:val="2"/>
     </w:pPr>
     <w:rPr>
-      <w:rFonts w:asciiTheme="majorHAnsi" w:eastAsiaTheme="majorEastAsia" w:hAnsiTheme="majorHAnsi" w:cstheme="majorBidi" w:ascii="Times New Roman" w:hAnsi="Times New Roman"/>
+      <w:rFonts w:asciiTheme="majorHAnsi" w:eastAsiaTheme="majorEastAsia" w:hAnsiTheme="majorHAnsi" w:cstheme="majorBidi" w:ascii="Arial" w:hAnsi="Arial"/>
       <w:b/>
       <w:bCs/>
-      <w:color w:val="4F81BD" w:themeColor="accent1"/>
-      <w:sz w:val="24"/>
+      <w:color w:val="17365D"/>
+      <w:sz w:val="21"/>
     </w:rPr>
   </w:style>
   <w:style w:type="paragraph" w:styleId="Heading4">
@@ -807,15 +938,16 @@
       <w:pBdr>
         <w:bottom w:val="single" w:sz="8" w:space="4" w:color="4F81BD" w:themeColor="accent1"/>
       </w:pBdr>
-      <w:spacing w:after="300" w:line="240" w:lineRule="auto"/>
+      <w:spacing w:after="200" w:line="240" w:lineRule="auto" w:before="160"/>
       <w:contextualSpacing/>
     </w:pPr>
     <w:rPr>
-      <w:rFonts w:asciiTheme="majorHAnsi" w:eastAsiaTheme="majorEastAsia" w:hAnsiTheme="majorHAnsi" w:cstheme="majorBidi"/>
-      <w:color w:val="17365D" w:themeColor="text2" w:themeShade="BF"/>
+      <w:rFonts w:asciiTheme="majorHAnsi" w:eastAsiaTheme="majorEastAsia" w:hAnsiTheme="majorHAnsi" w:cstheme="majorBidi" w:ascii="Arial" w:hAnsi="Arial"/>
+      <w:b/>
+      <w:color w:val="17365D"/>
       <w:spacing w:val="5"/>
       <w:kern w:val="28"/>
-      <w:sz w:val="52"/>
+      <w:sz w:val="30"/>
       <w:szCs w:val="52"/>
     </w:rPr>
   </w:style>
